--- a/Output/plots/Spats/Spat_Physiology/Spat_Resp/pH/caption.docx
+++ b/Output/plots/Spats/Spat_Physiology/Spat_Resp/pH/caption.docx
@@ -411,6 +411,347 @@
       </w:r>
       <w:r>
         <w:t>), the intersecting reaction norms indicate distinct metabolic strategies for coping with acidification.</w:t>
+      </w:r>
+    </w:p>
+    <w:p>
+      <w:r>
+        <w:br w:type="page"/>
+      </w:r>
+    </w:p>
+    <w:p>
+      <w:pPr>
+        <w:rPr>
+          <w:lang w:val="en-US"/>
+        </w:rPr>
+      </w:pPr>
+      <w:r>
+        <w:rPr>
+          <w:noProof/>
+        </w:rPr>
+        <w:lastRenderedPageBreak/>
+        <w:drawing>
+          <wp:inline distT="0" distB="0" distL="0" distR="0" wp14:anchorId="028427E9" wp14:editId="5B732809">
+            <wp:extent cx="5731510" cy="4900295"/>
+            <wp:effectExtent l="0" t="0" r="2540" b="0"/>
+            <wp:docPr id="1167623274" name="Picture 4"/>
+            <wp:cNvGraphicFramePr>
+              <a:graphicFrameLocks xmlns:a="http://schemas.openxmlformats.org/drawingml/2006/main" noChangeAspect="1"/>
+            </wp:cNvGraphicFramePr>
+            <a:graphic xmlns:a="http://schemas.openxmlformats.org/drawingml/2006/main">
+              <a:graphicData uri="http://schemas.openxmlformats.org/drawingml/2006/picture">
+                <pic:pic xmlns:pic="http://schemas.openxmlformats.org/drawingml/2006/picture">
+                  <pic:nvPicPr>
+                    <pic:cNvPr id="0" name="Picture 10"/>
+                    <pic:cNvPicPr>
+                      <a:picLocks noChangeAspect="1" noChangeArrowheads="1"/>
+                    </pic:cNvPicPr>
+                  </pic:nvPicPr>
+                  <pic:blipFill>
+                    <a:blip r:embed="rId6">
+                      <a:extLst>
+                        <a:ext uri="{28A0092B-C50C-407E-A947-70E740481C1C}">
+                          <a14:useLocalDpi xmlns:a14="http://schemas.microsoft.com/office/drawing/2010/main" val="0"/>
+                        </a:ext>
+                      </a:extLst>
+                    </a:blip>
+                    <a:srcRect/>
+                    <a:stretch>
+                      <a:fillRect/>
+                    </a:stretch>
+                  </pic:blipFill>
+                  <pic:spPr bwMode="auto">
+                    <a:xfrm>
+                      <a:off x="0" y="0"/>
+                      <a:ext cx="5731510" cy="4900295"/>
+                    </a:xfrm>
+                    <a:prstGeom prst="rect">
+                      <a:avLst/>
+                    </a:prstGeom>
+                    <a:noFill/>
+                    <a:ln>
+                      <a:noFill/>
+                    </a:ln>
+                  </pic:spPr>
+                </pic:pic>
+              </a:graphicData>
+            </a:graphic>
+          </wp:inline>
+        </w:drawing>
+      </w:r>
+    </w:p>
+    <w:p>
+      <w:r>
+        <w:rPr>
+          <w:b/>
+          <w:bCs/>
+        </w:rPr>
+        <w:t xml:space="preserve">Figure X. Respiratory responses of </w:t>
+      </w:r>
+      <w:r>
+        <w:rPr>
+          <w:b/>
+          <w:bCs/>
+          <w:i/>
+          <w:iCs/>
+        </w:rPr>
+        <w:t>Stylophora pistillata</w:t>
+      </w:r>
+      <w:r>
+        <w:rPr>
+          <w:b/>
+          <w:bCs/>
+        </w:rPr>
+        <w:t xml:space="preserve"> spat morphs to differing light and depth conditions.</w:t>
+      </w:r>
+      <w:r>
+        <w:t xml:space="preserve"> Oxygen consumption rates of HF (green) and NF (red) spats across three light treatments (10m, 50m, Dark). Diamonds connected by dashed lines represent group medians. A two-way ANOVA revealed a significant main effect of morphotype (</w:t>
+      </w:r>
+      <w:r>
+        <w:rPr>
+          <w:i/>
+          <w:iCs/>
+        </w:rPr>
+        <w:t>p = 0.018</w:t>
+      </w:r>
+      <w:r>
+        <w:t>), with HF spats exhibiting consistently higher metabolic rates than NF spats. Unlike the response to pH, light availability did not significantly affect respiration (p = 0.295) and no interaction was observed (p = 0.795). Pairwise comparisons confirmed no specific differences between groups at any single light level (Tukey’s HSD, p &gt; 0.05), indicating a constitutive metabolic difference between morphs that is stable across these light regimes.</w:t>
+      </w:r>
+    </w:p>
+    <w:p/>
+    <w:p>
+      <w:r>
+        <w:br w:type="page"/>
+      </w:r>
+    </w:p>
+    <w:p>
+      <w:pPr>
+        <w:rPr>
+          <w:lang w:val="en-US"/>
+        </w:rPr>
+      </w:pPr>
+      <w:r>
+        <w:rPr>
+          <w:noProof/>
+        </w:rPr>
+        <w:lastRenderedPageBreak/>
+        <w:drawing>
+          <wp:inline distT="0" distB="0" distL="0" distR="0" wp14:anchorId="057DE077" wp14:editId="21D72D00">
+            <wp:extent cx="5724525" cy="4914900"/>
+            <wp:effectExtent l="0" t="0" r="9525" b="0"/>
+            <wp:docPr id="888178874" name="Picture 5"/>
+            <wp:cNvGraphicFramePr>
+              <a:graphicFrameLocks xmlns:a="http://schemas.openxmlformats.org/drawingml/2006/main" noChangeAspect="1"/>
+            </wp:cNvGraphicFramePr>
+            <a:graphic xmlns:a="http://schemas.openxmlformats.org/drawingml/2006/main">
+              <a:graphicData uri="http://schemas.openxmlformats.org/drawingml/2006/picture">
+                <pic:pic xmlns:pic="http://schemas.openxmlformats.org/drawingml/2006/picture">
+                  <pic:nvPicPr>
+                    <pic:cNvPr id="0" name="Picture 12"/>
+                    <pic:cNvPicPr>
+                      <a:picLocks noChangeAspect="1" noChangeArrowheads="1"/>
+                    </pic:cNvPicPr>
+                  </pic:nvPicPr>
+                  <pic:blipFill>
+                    <a:blip r:embed="rId7" cstate="print">
+                      <a:extLst>
+                        <a:ext uri="{28A0092B-C50C-407E-A947-70E740481C1C}">
+                          <a14:useLocalDpi xmlns:a14="http://schemas.microsoft.com/office/drawing/2010/main" val="0"/>
+                        </a:ext>
+                      </a:extLst>
+                    </a:blip>
+                    <a:srcRect/>
+                    <a:stretch>
+                      <a:fillRect/>
+                    </a:stretch>
+                  </pic:blipFill>
+                  <pic:spPr bwMode="auto">
+                    <a:xfrm>
+                      <a:off x="0" y="0"/>
+                      <a:ext cx="5724525" cy="4914900"/>
+                    </a:xfrm>
+                    <a:prstGeom prst="rect">
+                      <a:avLst/>
+                    </a:prstGeom>
+                    <a:noFill/>
+                    <a:ln>
+                      <a:noFill/>
+                    </a:ln>
+                  </pic:spPr>
+                </pic:pic>
+              </a:graphicData>
+            </a:graphic>
+          </wp:inline>
+        </w:drawing>
+      </w:r>
+    </w:p>
+    <w:p>
+      <w:pPr>
+        <w:rPr>
+          <w:lang w:val="en-US"/>
+        </w:rPr>
+      </w:pPr>
+    </w:p>
+    <w:p>
+      <w:r>
+        <w:rPr>
+          <w:b/>
+          <w:bCs/>
+        </w:rPr>
+        <w:t xml:space="preserve">Figure 4. Thermal performance curves of </w:t>
+      </w:r>
+      <w:r>
+        <w:rPr>
+          <w:b/>
+          <w:bCs/>
+          <w:i/>
+          <w:iCs/>
+        </w:rPr>
+        <w:t>Stylophora pistillata</w:t>
+      </w:r>
+      <w:r>
+        <w:rPr>
+          <w:b/>
+          <w:bCs/>
+        </w:rPr>
+        <w:t xml:space="preserve"> recruit morphotypes.</w:t>
+      </w:r>
+      <w:r>
+        <w:t xml:space="preserve"> Standardized oxygen consumption rates (nmol O₂ mm</w:t>
+      </w:r>
+      <w:r>
+        <w:rPr>
+          <w:rFonts w:ascii="Cambria Math" w:hAnsi="Cambria Math" w:cs="Cambria Math"/>
+        </w:rPr>
+        <w:t>⁻</w:t>
+      </w:r>
+      <w:r>
+        <w:rPr>
+          <w:rFonts w:ascii="Aptos" w:hAnsi="Aptos" w:cs="Aptos"/>
+        </w:rPr>
+        <w:t>²</w:t>
+      </w:r>
+      <w:r>
+        <w:t xml:space="preserve"> min</w:t>
+      </w:r>
+      <w:r>
+        <w:rPr>
+          <w:rFonts w:ascii="Cambria Math" w:hAnsi="Cambria Math" w:cs="Cambria Math"/>
+        </w:rPr>
+        <w:t>⁻</w:t>
+      </w:r>
+      <w:r>
+        <w:rPr>
+          <w:rFonts w:ascii="Aptos" w:hAnsi="Aptos" w:cs="Aptos"/>
+        </w:rPr>
+        <w:t>¹</w:t>
+      </w:r>
+      <w:r>
+        <w:t>) of High-Fluorescence (HF) and Non-Fluorescence (NF) recruits incubated at ambient (23</w:t>
+      </w:r>
+      <w:r>
+        <w:rPr>
+          <w:rFonts w:ascii="Aptos" w:hAnsi="Aptos" w:cs="Aptos"/>
+        </w:rPr>
+        <w:t>°</w:t>
+      </w:r>
+      <w:r>
+        <w:t>C), elevated (27</w:t>
+      </w:r>
+      <w:r>
+        <w:rPr>
+          <w:rFonts w:ascii="Aptos" w:hAnsi="Aptos" w:cs="Aptos"/>
+        </w:rPr>
+        <w:t>°</w:t>
+      </w:r>
+      <w:r>
+        <w:t>C), and acute heat-stress (32</w:t>
+      </w:r>
+      <w:r>
+        <w:rPr>
+          <w:rFonts w:ascii="Aptos" w:hAnsi="Aptos" w:cs="Aptos"/>
+        </w:rPr>
+        <w:t>°</w:t>
+      </w:r>
+      <w:r>
+        <w:t>C) temperatures. Boxplots represent the median and interquartile range (IQR), with individual data points overlaid. Data were filtered to exclude technical artifacts (&gt; 2.07 nmol O</w:t>
+      </w:r>
+      <w:r>
+        <w:rPr>
+          <w:rFonts w:ascii="Aptos" w:hAnsi="Aptos" w:cs="Aptos"/>
+        </w:rPr>
+        <w:t>₂</w:t>
+      </w:r>
+      <w:r>
+        <w:t xml:space="preserve"> mm</w:t>
+      </w:r>
+      <w:r>
+        <w:rPr>
+          <w:rFonts w:ascii="Cambria Math" w:hAnsi="Cambria Math" w:cs="Cambria Math"/>
+        </w:rPr>
+        <w:t>⁻</w:t>
+      </w:r>
+      <w:r>
+        <w:rPr>
+          <w:rFonts w:ascii="Aptos" w:hAnsi="Aptos" w:cs="Aptos"/>
+        </w:rPr>
+        <w:t>²</w:t>
+      </w:r>
+      <w:r>
+        <w:t xml:space="preserve"> min</w:t>
+      </w:r>
+      <w:r>
+        <w:rPr>
+          <w:rFonts w:ascii="Cambria Math" w:hAnsi="Cambria Math" w:cs="Cambria Math"/>
+        </w:rPr>
+        <w:t>⁻</w:t>
+      </w:r>
+      <w:r>
+        <w:rPr>
+          <w:rFonts w:ascii="Aptos" w:hAnsi="Aptos" w:cs="Aptos"/>
+        </w:rPr>
+        <w:t>¹</w:t>
+      </w:r>
+      <w:r>
+        <w:t>) and background noise (&lt; 0.1 nmol O</w:t>
+      </w:r>
+      <w:r>
+        <w:rPr>
+          <w:rFonts w:ascii="Aptos" w:hAnsi="Aptos" w:cs="Aptos"/>
+        </w:rPr>
+        <w:t>₂</w:t>
+      </w:r>
+      <w:r>
+        <w:t xml:space="preserve"> mm</w:t>
+      </w:r>
+      <w:r>
+        <w:rPr>
+          <w:rFonts w:ascii="Cambria Math" w:hAnsi="Cambria Math" w:cs="Cambria Math"/>
+        </w:rPr>
+        <w:t>⁻</w:t>
+      </w:r>
+      <w:r>
+        <w:rPr>
+          <w:rFonts w:ascii="Aptos" w:hAnsi="Aptos" w:cs="Aptos"/>
+        </w:rPr>
+        <w:t>²</w:t>
+      </w:r>
+      <w:r>
+        <w:t xml:space="preserve"> min</w:t>
+      </w:r>
+      <w:r>
+        <w:rPr>
+          <w:rFonts w:ascii="Cambria Math" w:hAnsi="Cambria Math" w:cs="Cambria Math"/>
+        </w:rPr>
+        <w:t>⁻</w:t>
+      </w:r>
+      <w:r>
+        <w:rPr>
+          <w:rFonts w:ascii="Aptos" w:hAnsi="Aptos" w:cs="Aptos"/>
+        </w:rPr>
+        <w:t>¹</w:t>
+      </w:r>
+      <w:r>
+        <w:t>). A significant decline in respiration was observed with increasing temperature (Two-way ANOVA; $F_{2,155} = 18.44$, $p &lt; 0.001$), specifically between 23°C and 27°C (Tukey’s HSD, $p &lt; 0.05$). No significant differences were detected between morphotypes ($p = 0.30$) or their interaction with temperature ($p = 0.47$).</w:t>
       </w:r>
     </w:p>
     <w:p/>
